--- a/docs/entrega-enterprise-challenge/GovFlow-AI-EnterpriseChallenge.docx
+++ b/docs/entrega-enterprise-challenge/GovFlow-AI-EnterpriseChallenge.docx
@@ -145,7 +145,7 @@
           <w:i w:val="0"/>
           <w:sz w:val="22"/>
         </w:rPr>
-        <w:t>O roteiro completo utilizado na gravação — incluindo a demonstração técnica de requests de gravação e leitura no banco de dados em nuvem — está documentado no repositório em docs/entrega-enterprise-challenge/ROTEIRO-VIDEO-EC.md.</w:t>
+        <w:t>O roteiro completo utilizado na gravação — incluindo a demonstração técnica de requests de gravação e leitura no banco de dados em nuvem — está documentado no repositório em docs/entrega-enterprise-challenge/ROTEIRO-VIDEO-EC.md. Os slides de apoio utilizados na gravação acompanham esta entrega em GovFlow-AI-Apresentacao-EC.pdf.</w:t>
       </w:r>
     </w:p>
     <w:p/>

--- a/docs/entrega-enterprise-challenge/GovFlow-AI-EnterpriseChallenge.docx
+++ b/docs/entrega-enterprise-challenge/GovFlow-AI-EnterpriseChallenge.docx
@@ -699,7 +699,23 @@
         <w:pStyle w:val="ListBullet"/>
       </w:pPr>
       <w:r>
-        <w:t>Execução do robô RPA (Puppeteer) preenchendo o formulário e capturando o protocolo;</w:t>
+        <w:t>Execução de dois robôs de RPA (Puppeteer para a Redesim, Playwright/Python para o e-CAC), preenchendo formulários reais e capturando o protocolo/situação da declaração;</w:t>
+      </w:r>
+    </w:p>
+    <w:p>
+      <w:pPr>
+        <w:pStyle w:val="ListBullet"/>
+      </w:pPr>
+      <w:r>
+        <w:t>CNPJ e Razão Social extraídos pelo OCR gravados no banco e exibidos no histórico de automações do escritório;</w:t>
+      </w:r>
+    </w:p>
+    <w:p>
+      <w:pPr>
+        <w:pStyle w:val="ListBullet"/>
+      </w:pPr>
+      <w:r>
+        <w:t>Gestão de clientes do escritório para consulta e-CAC, com dois resultados de declaração diferentes demonstrados ao vivo — prova de extração real, não fixa;</w:t>
       </w:r>
     </w:p>
     <w:p>
